--- a/templates/paymentInvoice_strana_OK_protocol.docx
+++ b/templates/paymentInvoice_strana_OK_protocol.docx
@@ -104,46 +104,42 @@
         <w:pStyle w:val="a3"/>
       </w:pPr>
       <w:r>
-        <w:t xml:space="preserve">ООО "Объединенные кондитеры", именуемое в дальнейшем “Заказчик”, в лице </w:t>
-      </w:r>
-      <w:r>
-        <w:t>Д</w:t>
-      </w:r>
-      <w:r>
-        <w:t xml:space="preserve">иректора департамента логистики Общества Барченко А.С. , действующего на основании доверенности № </w:t>
-      </w:r>
-      <w:r>
-        <w:t>020-</w:t>
-      </w:r>
-      <w:r>
-        <w:t>391</w:t>
+        <w:t>ООО "Объединенные кондитеры", именуемое в дальнейшем “Заказчик”, в лице</w:t>
       </w:r>
       <w:r>
         <w:t xml:space="preserve"> </w:t>
       </w:r>
       <w:r>
-        <w:t xml:space="preserve">от </w:t>
-      </w:r>
-      <w:r>
-        <w:t>2</w:t>
-      </w:r>
-      <w:r>
-        <w:t>9</w:t>
+        <w:t>З</w:t>
+      </w:r>
+      <w:r>
+        <w:t xml:space="preserve">ам. директора департамента логистики </w:t>
+      </w:r>
+      <w:proofErr w:type="spellStart"/>
+      <w:r>
+        <w:t>Латынце</w:t>
+      </w:r>
+      <w:r>
+        <w:t>ва</w:t>
+      </w:r>
+      <w:proofErr w:type="spellEnd"/>
+      <w:r>
+        <w:t xml:space="preserve"> Е.В</w:t>
+      </w:r>
+      <w:r>
+        <w:t>., действующего на основании доверенности №</w:t>
+      </w:r>
+      <w:r>
+        <w:t xml:space="preserve"> </w:t>
+      </w:r>
+      <w:r>
+        <w:t>020-393 от 29.12.2025г</w:t>
       </w:r>
       <w:r>
         <w:t>.</w:t>
       </w:r>
       <w:r>
-        <w:t>12</w:t>
-      </w:r>
-      <w:r>
-        <w:t>.202</w:t>
-      </w:r>
-      <w:r>
-        <w:t>5</w:t>
-      </w:r>
-      <w:r>
-        <w:t>г. с одной стороны, и ООО "</w:t>
+        <w:t xml:space="preserve"> с одной стороны, и ООО "</w:t>
       </w:r>
       <w:r>
         <w:t>Страна Логистики</w:t>
@@ -1266,26 +1262,26 @@
                 <w:sz w:val="20"/>
                 <w:szCs w:val="20"/>
               </w:rPr>
-              <w:t xml:space="preserve">___________________Барченко </w:t>
-            </w:r>
-            <w:proofErr w:type="gramStart"/>
+              <w:t>___________________</w:t>
+            </w:r>
+            <w:proofErr w:type="spellStart"/>
             <w:r>
               <w:rPr>
                 <w:rFonts w:ascii="Arial" w:hAnsi="Arial" w:cs="Arial"/>
                 <w:sz w:val="20"/>
                 <w:szCs w:val="20"/>
               </w:rPr>
-              <w:t>А.С</w:t>
-            </w:r>
+              <w:t>Латынцев</w:t>
+            </w:r>
+            <w:proofErr w:type="spellEnd"/>
             <w:r>
               <w:rPr>
                 <w:rFonts w:ascii="Arial" w:hAnsi="Arial" w:cs="Arial"/>
                 <w:sz w:val="20"/>
                 <w:szCs w:val="20"/>
               </w:rPr>
-              <w:t>.</w:t>
-            </w:r>
-            <w:proofErr w:type="gramEnd"/>
+              <w:t xml:space="preserve"> Е.В.</w:t>
+            </w:r>
             <w:r>
               <w:rPr>
                 <w:rFonts w:ascii="Arial" w:hAnsi="Arial" w:cs="Arial"/>
